--- a/TranscriptAnalysis/results_youtube/correlation_conventional/MEHVDGUP2Co/MEHVDGUP2Co_correlation_topics_n0_p15_m6.docx
+++ b/TranscriptAnalysis/results_youtube/correlation_conventional/MEHVDGUP2Co/MEHVDGUP2Co_correlation_topics_n0_p15_m6.docx
@@ -207,6 +207,23 @@
       </w:r>
     </w:p>
     <w:p>
+      <w:r>
+        <w:rPr>
+          <w:b/>
+        </w:rPr>
+        <w:t>Correlated (true): 2 (3.8%)</w:t>
+      </w:r>
+      <w:r>
+        <w:br/>
+      </w:r>
+      <w:r>
+        <w:rPr>
+          <w:b/>
+        </w:rPr>
+        <w:t>Score &gt;= 60: 2 (3.8%)</w:t>
+      </w:r>
+    </w:p>
+    <w:p>
       <w:pPr>
         <w:pStyle w:val="Heading3"/>
       </w:pPr>
@@ -214,121 +231,95 @@
         <w:t>Top 2 Correlated Comments:</w:t>
       </w:r>
     </w:p>
-    <w:tbl>
-      <w:tblPr>
-        <w:tblStyle w:val="TableGrid"/>
-        <w:tblW w:type="auto" w:w="0"/>
-        <w:tblLayout w:type="autofit"/>
-        <w:tblLook w:firstColumn="1" w:firstRow="1" w:lastColumn="0" w:lastRow="0" w:noHBand="0" w:noVBand="1" w:val="04A0"/>
-      </w:tblPr>
-      <w:tblGrid>
-        <w:gridCol w:w="2880"/>
-        <w:gridCol w:w="2880"/>
-        <w:gridCol w:w="2880"/>
-      </w:tblGrid>
-      <w:tr>
-        <w:tc>
-          <w:tcPr>
-            <w:tcW w:type="dxa" w:w="2880"/>
-          </w:tcPr>
-          <w:p>
-            <w:r>
-              <w:t>Score</w:t>
-            </w:r>
-          </w:p>
-        </w:tc>
-        <w:tc>
-          <w:tcPr>
-            <w:tcW w:type="dxa" w:w="2880"/>
-          </w:tcPr>
-          <w:p>
-            <w:r>
-              <w:t>Comment</w:t>
-            </w:r>
-          </w:p>
-        </w:tc>
-        <w:tc>
-          <w:tcPr>
-            <w:tcW w:type="dxa" w:w="2880"/>
-          </w:tcPr>
-          <w:p>
-            <w:r>
-              <w:t>Reason</w:t>
-            </w:r>
-          </w:p>
-        </w:tc>
-      </w:tr>
-      <w:tr>
-        <w:tc>
-          <w:tcPr>
-            <w:tcW w:type="dxa" w:w="2880"/>
-          </w:tcPr>
-          <w:p>
-            <w:r>
-              <w:t>90</w:t>
-            </w:r>
-          </w:p>
-        </w:tc>
-        <w:tc>
-          <w:tcPr>
-            <w:tcW w:type="dxa" w:w="2880"/>
-          </w:tcPr>
-          <w:p>
-            <w:r>
-              <w:t>Yes</w:t>
-              <w:br/>
-              <w:br/>
-              <w:t>[Source](https://www.youtube.com/watch?v=MEHVDGUP2Co)</w:t>
-            </w:r>
-          </w:p>
-        </w:tc>
-        <w:tc>
-          <w:tcPr>
-            <w:tcW w:type="dxa" w:w="2880"/>
-          </w:tcPr>
-          <w:p>
-            <w:r>
-              <w:t>The comment 'Yes' directly responds to the topic description's point of introducing and explaining the video's content, showing a strong correlation between the topic and the viewer's comment.</w:t>
-            </w:r>
-          </w:p>
-        </w:tc>
-      </w:tr>
-      <w:tr>
-        <w:tc>
-          <w:tcPr>
-            <w:tcW w:type="dxa" w:w="2880"/>
-          </w:tcPr>
-          <w:p>
-            <w:r>
-              <w:t>80</w:t>
-            </w:r>
-          </w:p>
-        </w:tc>
-        <w:tc>
-          <w:tcPr>
-            <w:tcW w:type="dxa" w:w="2880"/>
-          </w:tcPr>
-          <w:p>
-            <w:r>
-              <w:t>Yes</w:t>
-              <w:br/>
-              <w:br/>
-              <w:t>[Source](https://www.youtube.com/watch?v=MEHVDGUP2Co)</w:t>
-            </w:r>
-          </w:p>
-        </w:tc>
-        <w:tc>
-          <w:tcPr>
-            <w:tcW w:type="dxa" w:w="2880"/>
-          </w:tcPr>
-          <w:p>
-            <w:r>
-              <w:t>The comment 'Yes' directly responds to the topic description's mention of introduction and explanation, indicating a strong correlation.</w:t>
-            </w:r>
-          </w:p>
-        </w:tc>
-      </w:tr>
-    </w:tbl>
+    <w:p>
+      <w:r>
+        <w:rPr>
+          <w:b/>
+        </w:rPr>
+        <w:t xml:space="preserve">Score: </w:t>
+      </w:r>
+      <w:r>
+        <w:t>90</w:t>
+      </w:r>
+    </w:p>
+    <w:p>
+      <w:r>
+        <w:rPr>
+          <w:b/>
+        </w:rPr>
+        <w:t xml:space="preserve">Comment: </w:t>
+      </w:r>
+      <w:r>
+        <w:t>Yes</w:t>
+      </w:r>
+    </w:p>
+    <w:p>
+      <w:r>
+        <w:rPr>
+          <w:b/>
+        </w:rPr>
+        <w:t xml:space="preserve">Reason: </w:t>
+      </w:r>
+      <w:r>
+        <w:t>The comment 'Yes' directly responds to the topic description's point of introducing and explaining the video's content, showing a strong correlation between the topic and the viewer's comment.</w:t>
+      </w:r>
+    </w:p>
+    <w:p>
+      <w:r>
+        <w:rPr>
+          <w:b/>
+        </w:rPr>
+        <w:t xml:space="preserve">Source: </w:t>
+      </w:r>
+      <w:r>
+        <w:t>https://www.youtube.com/watch?v=MEHVDGUP2Co</w:t>
+      </w:r>
+    </w:p>
+    <w:p/>
+    <w:p>
+      <w:r>
+        <w:rPr>
+          <w:b/>
+        </w:rPr>
+        <w:t xml:space="preserve">Score: </w:t>
+      </w:r>
+      <w:r>
+        <w:t>80</w:t>
+      </w:r>
+    </w:p>
+    <w:p>
+      <w:r>
+        <w:rPr>
+          <w:b/>
+        </w:rPr>
+        <w:t xml:space="preserve">Comment: </w:t>
+      </w:r>
+      <w:r>
+        <w:t>Yes</w:t>
+      </w:r>
+    </w:p>
+    <w:p>
+      <w:r>
+        <w:rPr>
+          <w:b/>
+        </w:rPr>
+        <w:t xml:space="preserve">Reason: </w:t>
+      </w:r>
+      <w:r>
+        <w:t>The comment 'Yes' directly responds to the topic description's mention of introduction and explanation, indicating a strong correlation.</w:t>
+      </w:r>
+    </w:p>
+    <w:p>
+      <w:r>
+        <w:rPr>
+          <w:b/>
+        </w:rPr>
+        <w:t xml:space="preserve">Source: </w:t>
+      </w:r>
+      <w:r>
+        <w:t>https://www.youtube.com/watch?v=MEHVDGUP2Co</w:t>
+      </w:r>
+    </w:p>
     <w:p/>
     <w:p>
       <w:pPr>
@@ -484,6 +475,23 @@
       </w:r>
     </w:p>
     <w:p>
+      <w:r>
+        <w:rPr>
+          <w:b/>
+        </w:rPr>
+        <w:t>Correlated (true): 3 (5.8%)</w:t>
+      </w:r>
+      <w:r>
+        <w:br/>
+      </w:r>
+      <w:r>
+        <w:rPr>
+          <w:b/>
+        </w:rPr>
+        <w:t>Score &gt;= 60: 3 (5.8%)</w:t>
+      </w:r>
+    </w:p>
+    <w:p>
       <w:pPr>
         <w:pStyle w:val="Heading3"/>
       </w:pPr>
@@ -491,162 +499,146 @@
         <w:t>Top 3 Correlated Comments:</w:t>
       </w:r>
     </w:p>
-    <w:tbl>
-      <w:tblPr>
-        <w:tblStyle w:val="TableGrid"/>
-        <w:tblW w:type="auto" w:w="0"/>
-        <w:tblLayout w:type="autofit"/>
-        <w:tblLook w:firstColumn="1" w:firstRow="1" w:lastColumn="0" w:lastRow="0" w:noHBand="0" w:noVBand="1" w:val="04A0"/>
-      </w:tblPr>
-      <w:tblGrid>
-        <w:gridCol w:w="2880"/>
-        <w:gridCol w:w="2880"/>
-        <w:gridCol w:w="2880"/>
-      </w:tblGrid>
-      <w:tr>
-        <w:tc>
-          <w:tcPr>
-            <w:tcW w:type="dxa" w:w="2880"/>
-          </w:tcPr>
-          <w:p>
-            <w:r>
-              <w:t>Score</w:t>
-            </w:r>
-          </w:p>
-        </w:tc>
-        <w:tc>
-          <w:tcPr>
-            <w:tcW w:type="dxa" w:w="2880"/>
-          </w:tcPr>
-          <w:p>
-            <w:r>
-              <w:t>Comment</w:t>
-            </w:r>
-          </w:p>
-        </w:tc>
-        <w:tc>
-          <w:tcPr>
-            <w:tcW w:type="dxa" w:w="2880"/>
-          </w:tcPr>
-          <w:p>
-            <w:r>
-              <w:t>Reason</w:t>
-            </w:r>
-          </w:p>
-        </w:tc>
-      </w:tr>
-      <w:tr>
-        <w:tc>
-          <w:tcPr>
-            <w:tcW w:type="dxa" w:w="2880"/>
-          </w:tcPr>
-          <w:p>
-            <w:r>
-              <w:t>80</w:t>
-            </w:r>
-          </w:p>
-        </w:tc>
-        <w:tc>
-          <w:tcPr>
-            <w:tcW w:type="dxa" w:w="2880"/>
-          </w:tcPr>
-          <w:p>
-            <w:r>
-              <w:t>2 good explanation one question cam we replace 2030 ic directly with 2050 or lm1875 using same old circuit</w:t>
-              <w:br/>
-              <w:br/>
-              <w:t>[Source](https://www.youtube.com/watch?v=MEHVDGUP2Co)</w:t>
-            </w:r>
-          </w:p>
-        </w:tc>
-        <w:tc>
-          <w:tcPr>
-            <w:tcW w:type="dxa" w:w="2880"/>
-          </w:tcPr>
-          <w:p>
-            <w:r>
-              <w:t>The comment mentions ICs (2030, 2050, LM1875) which are directly related to the topic 'Recommendation' for choosing the right IC based on requirements. The mention of circuit and old settings also shows a strong connection to the topic.</w:t>
-            </w:r>
-          </w:p>
-        </w:tc>
-      </w:tr>
-      <w:tr>
-        <w:tc>
-          <w:tcPr>
-            <w:tcW w:type="dxa" w:w="2880"/>
-          </w:tcPr>
-          <w:p>
-            <w:r>
-              <w:t>80</w:t>
-            </w:r>
-          </w:p>
-        </w:tc>
-        <w:tc>
-          <w:tcPr>
-            <w:tcW w:type="dxa" w:w="2880"/>
-          </w:tcPr>
-          <w:p>
-            <w:r>
-              <w:t>If you need higher output then yes</w:t>
-              <w:br/>
-              <w:br/>
-              <w:t>Otherwise TDA2050 requires significantly more power and heat than 2030.</w:t>
-              <w:br/>
-              <w:br/>
-              <w:t>Minimum power requirement for 2050 is 12v 2A</w:t>
-              <w:br/>
-              <w:br/>
-              <w:t>[Source](https://www.youtube.com/watch?v=MEHVDGUP2Co)</w:t>
-            </w:r>
-          </w:p>
-        </w:tc>
-        <w:tc>
-          <w:tcPr>
-            <w:tcW w:type="dxa" w:w="2880"/>
-          </w:tcPr>
-          <w:p>
-            <w:r>
-              <w:t>The comment directly discusses the IC (TDA2050/2030) and power requirements (12v 2A), which aligns with the topic's description about choosing the right IC based on requirements.</w:t>
-            </w:r>
-          </w:p>
-        </w:tc>
-      </w:tr>
-      <w:tr>
-        <w:tc>
-          <w:tcPr>
-            <w:tcW w:type="dxa" w:w="2880"/>
-          </w:tcPr>
-          <w:p>
-            <w:r>
-              <w:t>80</w:t>
-            </w:r>
-          </w:p>
-        </w:tc>
-        <w:tc>
-          <w:tcPr>
-            <w:tcW w:type="dxa" w:w="2880"/>
-          </w:tcPr>
-          <w:p>
-            <w:r>
-              <w:t>Can i use tda2050 instead of lm1875 on same board for bass to increase sound output</w:t>
-              <w:br/>
-              <w:br/>
-              <w:t>[Source](https://www.youtube.com/watch?v=MEHVDGUP2Co)</w:t>
-            </w:r>
-          </w:p>
-        </w:tc>
-        <w:tc>
-          <w:tcPr>
-            <w:tcW w:type="dxa" w:w="2880"/>
-          </w:tcPr>
-          <w:p>
-            <w:r>
-              <w:t>The comment discusses the process of choosing an IC (TDA2050 vs LM1875) based on requirements, which aligns with the topic's focus on recommendations for selecting the right IC.</w:t>
-            </w:r>
-          </w:p>
-        </w:tc>
-      </w:tr>
-    </w:tbl>
+    <w:p>
+      <w:r>
+        <w:rPr>
+          <w:b/>
+        </w:rPr>
+        <w:t xml:space="preserve">Score: </w:t>
+      </w:r>
+      <w:r>
+        <w:t>80</w:t>
+      </w:r>
+    </w:p>
+    <w:p>
+      <w:r>
+        <w:rPr>
+          <w:b/>
+        </w:rPr>
+        <w:t xml:space="preserve">Comment: </w:t>
+      </w:r>
+      <w:r>
+        <w:t>2 good explanation one question cam we replace 2030 ic directly with 2050 or lm1875 using same old circuit</w:t>
+      </w:r>
+    </w:p>
+    <w:p>
+      <w:r>
+        <w:rPr>
+          <w:b/>
+        </w:rPr>
+        <w:t xml:space="preserve">Reason: </w:t>
+      </w:r>
+      <w:r>
+        <w:t>The comment mentions ICs (2030, 2050, LM1875) which are directly related to the topic 'Recommendation' for choosing the right IC based on requirements. The mention of circuit and old settings also shows a strong connection to the topic.</w:t>
+      </w:r>
+    </w:p>
+    <w:p>
+      <w:r>
+        <w:rPr>
+          <w:b/>
+        </w:rPr>
+        <w:t xml:space="preserve">Source: </w:t>
+      </w:r>
+      <w:r>
+        <w:t>https://www.youtube.com/watch?v=MEHVDGUP2Co</w:t>
+      </w:r>
+    </w:p>
+    <w:p/>
+    <w:p>
+      <w:r>
+        <w:rPr>
+          <w:b/>
+        </w:rPr>
+        <w:t xml:space="preserve">Score: </w:t>
+      </w:r>
+      <w:r>
+        <w:t>80</w:t>
+      </w:r>
+    </w:p>
+    <w:p>
+      <w:r>
+        <w:rPr>
+          <w:b/>
+        </w:rPr>
+        <w:t xml:space="preserve">Comment: </w:t>
+      </w:r>
+      <w:r>
+        <w:t>If you need higher output then yes</w:t>
+        <w:br/>
+        <w:br/>
+        <w:t>Otherwise TDA2050 requires significantly more power and heat than 2030.</w:t>
+        <w:br/>
+        <w:br/>
+        <w:t>Minimum power requirement for 2050 is 12v 2A</w:t>
+      </w:r>
+    </w:p>
+    <w:p>
+      <w:r>
+        <w:rPr>
+          <w:b/>
+        </w:rPr>
+        <w:t xml:space="preserve">Reason: </w:t>
+      </w:r>
+      <w:r>
+        <w:t>The comment directly discusses the IC (TDA2050/2030) and power requirements (12v 2A), which aligns with the topic's description about choosing the right IC based on requirements.</w:t>
+      </w:r>
+    </w:p>
+    <w:p>
+      <w:r>
+        <w:rPr>
+          <w:b/>
+        </w:rPr>
+        <w:t xml:space="preserve">Source: </w:t>
+      </w:r>
+      <w:r>
+        <w:t>https://www.youtube.com/watch?v=MEHVDGUP2Co</w:t>
+      </w:r>
+    </w:p>
+    <w:p/>
+    <w:p>
+      <w:r>
+        <w:rPr>
+          <w:b/>
+        </w:rPr>
+        <w:t xml:space="preserve">Score: </w:t>
+      </w:r>
+      <w:r>
+        <w:t>80</w:t>
+      </w:r>
+    </w:p>
+    <w:p>
+      <w:r>
+        <w:rPr>
+          <w:b/>
+        </w:rPr>
+        <w:t xml:space="preserve">Comment: </w:t>
+      </w:r>
+      <w:r>
+        <w:t>Can i use tda2050 instead of lm1875 on same board for bass to increase sound output</w:t>
+      </w:r>
+    </w:p>
+    <w:p>
+      <w:r>
+        <w:rPr>
+          <w:b/>
+        </w:rPr>
+        <w:t xml:space="preserve">Reason: </w:t>
+      </w:r>
+      <w:r>
+        <w:t>The comment discusses the process of choosing an IC (TDA2050 vs LM1875) based on requirements, which aligns with the topic's focus on recommendations for selecting the right IC.</w:t>
+      </w:r>
+    </w:p>
+    <w:p>
+      <w:r>
+        <w:rPr>
+          <w:b/>
+        </w:rPr>
+        <w:t xml:space="preserve">Source: </w:t>
+      </w:r>
+      <w:r>
+        <w:t>https://www.youtube.com/watch?v=MEHVDGUP2Co</w:t>
+      </w:r>
+    </w:p>
     <w:p/>
     <w:p>
       <w:pPr>
@@ -802,6 +794,23 @@
       </w:r>
     </w:p>
     <w:p>
+      <w:r>
+        <w:rPr>
+          <w:b/>
+        </w:rPr>
+        <w:t>Correlated (true): 5 (9.6%)</w:t>
+      </w:r>
+      <w:r>
+        <w:br/>
+      </w:r>
+      <w:r>
+        <w:rPr>
+          <w:b/>
+        </w:rPr>
+        <w:t>Score &gt;= 60: 5 (9.6%)</w:t>
+      </w:r>
+    </w:p>
+    <w:p>
       <w:pPr>
         <w:pStyle w:val="Heading3"/>
       </w:pPr>
@@ -809,232 +818,236 @@
         <w:t>Top 5 Correlated Comments:</w:t>
       </w:r>
     </w:p>
-    <w:tbl>
-      <w:tblPr>
-        <w:tblStyle w:val="TableGrid"/>
-        <w:tblW w:type="auto" w:w="0"/>
-        <w:tblLayout w:type="autofit"/>
-        <w:tblLook w:firstColumn="1" w:firstRow="1" w:lastColumn="0" w:lastRow="0" w:noHBand="0" w:noVBand="1" w:val="04A0"/>
-      </w:tblPr>
-      <w:tblGrid>
-        <w:gridCol w:w="2880"/>
-        <w:gridCol w:w="2880"/>
-        <w:gridCol w:w="2880"/>
-      </w:tblGrid>
-      <w:tr>
-        <w:tc>
-          <w:tcPr>
-            <w:tcW w:type="dxa" w:w="2880"/>
-          </w:tcPr>
-          <w:p>
-            <w:r>
-              <w:t>Score</w:t>
-            </w:r>
-          </w:p>
-        </w:tc>
-        <w:tc>
-          <w:tcPr>
-            <w:tcW w:type="dxa" w:w="2880"/>
-          </w:tcPr>
-          <w:p>
-            <w:r>
-              <w:t>Comment</w:t>
-            </w:r>
-          </w:p>
-        </w:tc>
-        <w:tc>
-          <w:tcPr>
-            <w:tcW w:type="dxa" w:w="2880"/>
-          </w:tcPr>
-          <w:p>
-            <w:r>
-              <w:t>Reason</w:t>
-            </w:r>
-          </w:p>
-        </w:tc>
-      </w:tr>
-      <w:tr>
-        <w:tc>
-          <w:tcPr>
-            <w:tcW w:type="dxa" w:w="2880"/>
-          </w:tcPr>
-          <w:p>
-            <w:r>
-              <w:t>80</w:t>
-            </w:r>
-          </w:p>
-        </w:tc>
-        <w:tc>
-          <w:tcPr>
-            <w:tcW w:type="dxa" w:w="2880"/>
-          </w:tcPr>
-          <w:p>
-            <w:r>
-              <w:t>Can i use tda2050 instead of lm1875 on same board for bass to increase sound output</w:t>
-              <w:br/>
-              <w:br/>
-              <w:t>[Source](https://www.youtube.com/watch?v=MEHVDGUP2Co)</w:t>
-            </w:r>
-          </w:p>
-        </w:tc>
-        <w:tc>
-          <w:tcPr>
-            <w:tcW w:type="dxa" w:w="2880"/>
-          </w:tcPr>
-          <w:p>
-            <w:r>
-              <w:t>The comment directly discusses the comparison of different ICs (TDA2050 and LM1875), which is in line with the topic's description of comparing IC characteristics.</w:t>
-            </w:r>
-          </w:p>
-        </w:tc>
-      </w:tr>
-      <w:tr>
-        <w:tc>
-          <w:tcPr>
-            <w:tcW w:type="dxa" w:w="2880"/>
-          </w:tcPr>
-          <w:p>
-            <w:r>
-              <w:t>80</w:t>
-            </w:r>
-          </w:p>
-        </w:tc>
-        <w:tc>
-          <w:tcPr>
-            <w:tcW w:type="dxa" w:w="2880"/>
-          </w:tcPr>
-          <w:p>
-            <w:r>
-              <w:t>Yes</w:t>
-              <w:br/>
-              <w:br/>
-              <w:t>[Source](https://www.youtube.com/watch?v=MEHVDGUP2Co)</w:t>
-            </w:r>
-          </w:p>
-        </w:tc>
-        <w:tc>
-          <w:tcPr>
-            <w:tcW w:type="dxa" w:w="2880"/>
-          </w:tcPr>
-          <w:p>
-            <w:r>
-              <w:t>The comment 'Yes' directly refers to the topic 'IC Comparison', indicating a strong correlation. Although it's a short response, its affirmative tone suggests that the viewer is discussing or acknowledging the comparison of different ICs, which aligns with the topic description.</w:t>
-            </w:r>
-          </w:p>
-        </w:tc>
-      </w:tr>
-      <w:tr>
-        <w:tc>
-          <w:tcPr>
-            <w:tcW w:type="dxa" w:w="2880"/>
-          </w:tcPr>
-          <w:p>
-            <w:r>
-              <w:t>75</w:t>
-            </w:r>
-          </w:p>
-        </w:tc>
-        <w:tc>
-          <w:tcPr>
-            <w:tcW w:type="dxa" w:w="2880"/>
-          </w:tcPr>
-          <w:p>
-            <w:r>
-              <w:t>2 good explanation one question cam we replace 2030 ic directly with 2050 or lm1875 using same old circuit</w:t>
-              <w:br/>
-              <w:br/>
-              <w:t>[Source](https://www.youtube.com/watch?v=MEHVDGUP2Co)</w:t>
-            </w:r>
-          </w:p>
-        </w:tc>
-        <w:tc>
-          <w:tcPr>
-            <w:tcW w:type="dxa" w:w="2880"/>
-          </w:tcPr>
-          <w:p>
-            <w:r>
-              <w:t>The comment directly discusses the comparison of different ICs (2030, 2050, LM1875) and their characteristics, which aligns with the topic description. The question about replacing one IC with another is also related to the topic.</w:t>
-            </w:r>
-          </w:p>
-        </w:tc>
-      </w:tr>
-      <w:tr>
-        <w:tc>
-          <w:tcPr>
-            <w:tcW w:type="dxa" w:w="2880"/>
-          </w:tcPr>
-          <w:p>
-            <w:r>
-              <w:t>70</w:t>
-            </w:r>
-          </w:p>
-        </w:tc>
-        <w:tc>
-          <w:tcPr>
-            <w:tcW w:type="dxa" w:w="2880"/>
-          </w:tcPr>
-          <w:p>
-            <w:r>
-              <w:t>Tda 1006 hai 5 ic wala but wiring chahiye?</w:t>
-              <w:br/>
-              <w:br/>
-              <w:t>[Source](https://www.youtube.com/watch?v=MEHVDGUP2Co)</w:t>
-            </w:r>
-          </w:p>
-        </w:tc>
-        <w:tc>
-          <w:tcPr>
-            <w:tcW w:type="dxa" w:w="2880"/>
-          </w:tcPr>
-          <w:p>
-            <w:r>
-              <w:t>The comment mentions ICs (Integrated Circuits) which is directly related to the topic of IC comparison. Although it's a specific question about wiring rather than discussing characteristics, the mention of ICs shows a clear connection to the topic.</w:t>
-            </w:r>
-          </w:p>
-        </w:tc>
-      </w:tr>
-      <w:tr>
-        <w:tc>
-          <w:tcPr>
-            <w:tcW w:type="dxa" w:w="2880"/>
-          </w:tcPr>
-          <w:p>
-            <w:r>
-              <w:t>60</w:t>
-            </w:r>
-          </w:p>
-        </w:tc>
-        <w:tc>
-          <w:tcPr>
-            <w:tcW w:type="dxa" w:w="2880"/>
-          </w:tcPr>
-          <w:p>
-            <w:r>
-              <w:t>If you need higher output then yes</w:t>
-              <w:br/>
-              <w:br/>
-              <w:t>Otherwise TDA2050 requires significantly more power and heat than 2030.</w:t>
-              <w:br/>
-              <w:br/>
-              <w:t>Minimum power requirement for 2050 is 12v 2A</w:t>
-              <w:br/>
-              <w:br/>
-              <w:t>[Source](https://www.youtube.com/watch?v=MEHVDGUP2Co)</w:t>
-            </w:r>
-          </w:p>
-        </w:tc>
-        <w:tc>
-          <w:tcPr>
-            <w:tcW w:type="dxa" w:w="2880"/>
-          </w:tcPr>
-          <w:p>
-            <w:r>
-              <w:t>The comment mentions specific ICs (TDA2050 and 2030) and their power requirements, which align with the topic's focus on comparing different ICs and their characteristics.</w:t>
-            </w:r>
-          </w:p>
-        </w:tc>
-      </w:tr>
-    </w:tbl>
+    <w:p>
+      <w:r>
+        <w:rPr>
+          <w:b/>
+        </w:rPr>
+        <w:t xml:space="preserve">Score: </w:t>
+      </w:r>
+      <w:r>
+        <w:t>80</w:t>
+      </w:r>
+    </w:p>
+    <w:p>
+      <w:r>
+        <w:rPr>
+          <w:b/>
+        </w:rPr>
+        <w:t xml:space="preserve">Comment: </w:t>
+      </w:r>
+      <w:r>
+        <w:t>Can i use tda2050 instead of lm1875 on same board for bass to increase sound output</w:t>
+      </w:r>
+    </w:p>
+    <w:p>
+      <w:r>
+        <w:rPr>
+          <w:b/>
+        </w:rPr>
+        <w:t xml:space="preserve">Reason: </w:t>
+      </w:r>
+      <w:r>
+        <w:t>The comment directly discusses the comparison of different ICs (TDA2050 and LM1875), which is in line with the topic's description of comparing IC characteristics.</w:t>
+      </w:r>
+    </w:p>
+    <w:p>
+      <w:r>
+        <w:rPr>
+          <w:b/>
+        </w:rPr>
+        <w:t xml:space="preserve">Source: </w:t>
+      </w:r>
+      <w:r>
+        <w:t>https://www.youtube.com/watch?v=MEHVDGUP2Co</w:t>
+      </w:r>
+    </w:p>
+    <w:p/>
+    <w:p>
+      <w:r>
+        <w:rPr>
+          <w:b/>
+        </w:rPr>
+        <w:t xml:space="preserve">Score: </w:t>
+      </w:r>
+      <w:r>
+        <w:t>80</w:t>
+      </w:r>
+    </w:p>
+    <w:p>
+      <w:r>
+        <w:rPr>
+          <w:b/>
+        </w:rPr>
+        <w:t xml:space="preserve">Comment: </w:t>
+      </w:r>
+      <w:r>
+        <w:t>Yes</w:t>
+      </w:r>
+    </w:p>
+    <w:p>
+      <w:r>
+        <w:rPr>
+          <w:b/>
+        </w:rPr>
+        <w:t xml:space="preserve">Reason: </w:t>
+      </w:r>
+      <w:r>
+        <w:t>The comment 'Yes' directly refers to the topic 'IC Comparison', indicating a strong correlation. Although it's a short response, its affirmative tone suggests that the viewer is discussing or acknowledging the comparison of different ICs, which aligns with the topic description.</w:t>
+      </w:r>
+    </w:p>
+    <w:p>
+      <w:r>
+        <w:rPr>
+          <w:b/>
+        </w:rPr>
+        <w:t xml:space="preserve">Source: </w:t>
+      </w:r>
+      <w:r>
+        <w:t>https://www.youtube.com/watch?v=MEHVDGUP2Co</w:t>
+      </w:r>
+    </w:p>
+    <w:p/>
+    <w:p>
+      <w:r>
+        <w:rPr>
+          <w:b/>
+        </w:rPr>
+        <w:t xml:space="preserve">Score: </w:t>
+      </w:r>
+      <w:r>
+        <w:t>75</w:t>
+      </w:r>
+    </w:p>
+    <w:p>
+      <w:r>
+        <w:rPr>
+          <w:b/>
+        </w:rPr>
+        <w:t xml:space="preserve">Comment: </w:t>
+      </w:r>
+      <w:r>
+        <w:t>2 good explanation one question cam we replace 2030 ic directly with 2050 or lm1875 using same old circuit</w:t>
+      </w:r>
+    </w:p>
+    <w:p>
+      <w:r>
+        <w:rPr>
+          <w:b/>
+        </w:rPr>
+        <w:t xml:space="preserve">Reason: </w:t>
+      </w:r>
+      <w:r>
+        <w:t>The comment directly discusses the comparison of different ICs (2030, 2050, LM1875) and their characteristics, which aligns with the topic description. The question about replacing one IC with another is also related to the topic.</w:t>
+      </w:r>
+    </w:p>
+    <w:p>
+      <w:r>
+        <w:rPr>
+          <w:b/>
+        </w:rPr>
+        <w:t xml:space="preserve">Source: </w:t>
+      </w:r>
+      <w:r>
+        <w:t>https://www.youtube.com/watch?v=MEHVDGUP2Co</w:t>
+      </w:r>
+    </w:p>
+    <w:p/>
+    <w:p>
+      <w:r>
+        <w:rPr>
+          <w:b/>
+        </w:rPr>
+        <w:t xml:space="preserve">Score: </w:t>
+      </w:r>
+      <w:r>
+        <w:t>70</w:t>
+      </w:r>
+    </w:p>
+    <w:p>
+      <w:r>
+        <w:rPr>
+          <w:b/>
+        </w:rPr>
+        <w:t xml:space="preserve">Comment: </w:t>
+      </w:r>
+      <w:r>
+        <w:t>Tda 1006 hai 5 ic wala but wiring chahiye?</w:t>
+      </w:r>
+    </w:p>
+    <w:p>
+      <w:r>
+        <w:rPr>
+          <w:b/>
+        </w:rPr>
+        <w:t xml:space="preserve">Reason: </w:t>
+      </w:r>
+      <w:r>
+        <w:t>The comment mentions ICs (Integrated Circuits) which is directly related to the topic of IC comparison. Although it's a specific question about wiring rather than discussing characteristics, the mention of ICs shows a clear connection to the topic.</w:t>
+      </w:r>
+    </w:p>
+    <w:p>
+      <w:r>
+        <w:rPr>
+          <w:b/>
+        </w:rPr>
+        <w:t xml:space="preserve">Source: </w:t>
+      </w:r>
+      <w:r>
+        <w:t>https://www.youtube.com/watch?v=MEHVDGUP2Co</w:t>
+      </w:r>
+    </w:p>
+    <w:p/>
+    <w:p>
+      <w:r>
+        <w:rPr>
+          <w:b/>
+        </w:rPr>
+        <w:t xml:space="preserve">Score: </w:t>
+      </w:r>
+      <w:r>
+        <w:t>60</w:t>
+      </w:r>
+    </w:p>
+    <w:p>
+      <w:r>
+        <w:rPr>
+          <w:b/>
+        </w:rPr>
+        <w:t xml:space="preserve">Comment: </w:t>
+      </w:r>
+      <w:r>
+        <w:t>If you need higher output then yes</w:t>
+        <w:br/>
+        <w:br/>
+        <w:t>Otherwise TDA2050 requires significantly more power and heat than 2030.</w:t>
+        <w:br/>
+        <w:br/>
+        <w:t>Minimum power requirement for 2050 is 12v 2A</w:t>
+      </w:r>
+    </w:p>
+    <w:p>
+      <w:r>
+        <w:rPr>
+          <w:b/>
+        </w:rPr>
+        <w:t xml:space="preserve">Reason: </w:t>
+      </w:r>
+      <w:r>
+        <w:t>The comment mentions specific ICs (TDA2050 and 2030) and their power requirements, which align with the topic's focus on comparing different ICs and their characteristics.</w:t>
+      </w:r>
+    </w:p>
+    <w:p>
+      <w:r>
+        <w:rPr>
+          <w:b/>
+        </w:rPr>
+        <w:t xml:space="preserve">Source: </w:t>
+      </w:r>
+      <w:r>
+        <w:t>https://www.youtube.com/watch?v=MEHVDGUP2Co</w:t>
+      </w:r>
+    </w:p>
     <w:p/>
     <w:sectPr>
       <w:pgSz w:w="12240" w:h="15840"/>

--- a/TranscriptAnalysis/results_youtube/correlation_conventional/MEHVDGUP2Co/MEHVDGUP2Co_correlation_topics_n0_p15_m6.docx
+++ b/TranscriptAnalysis/results_youtube/correlation_conventional/MEHVDGUP2Co/MEHVDGUP2Co_correlation_topics_n0_p15_m6.docx
@@ -221,6 +221,15 @@
           <w:b/>
         </w:rPr>
         <w:t>Score &gt;= 60: 2 (3.8%)</w:t>
+      </w:r>
+      <w:r>
+        <w:br/>
+      </w:r>
+      <w:r>
+        <w:rPr>
+          <w:b/>
+        </w:rPr>
+        <w:t>Average Score (of valid matches): 85.00</w:t>
       </w:r>
     </w:p>
     <w:p>
@@ -489,6 +498,15 @@
           <w:b/>
         </w:rPr>
         <w:t>Score &gt;= 60: 3 (5.8%)</w:t>
+      </w:r>
+      <w:r>
+        <w:br/>
+      </w:r>
+      <w:r>
+        <w:rPr>
+          <w:b/>
+        </w:rPr>
+        <w:t>Average Score (of valid matches): 80.00</w:t>
       </w:r>
     </w:p>
     <w:p>
@@ -808,6 +826,15 @@
           <w:b/>
         </w:rPr>
         <w:t>Score &gt;= 60: 5 (9.6%)</w:t>
+      </w:r>
+      <w:r>
+        <w:br/>
+      </w:r>
+      <w:r>
+        <w:rPr>
+          <w:b/>
+        </w:rPr>
+        <w:t>Average Score (of valid matches): 73.00</w:t>
       </w:r>
     </w:p>
     <w:p>
